--- a/06_Modelisation_Systeme_Comportement/05_ControlX_06_Modelisation_Comportement.docx
+++ b/06_Modelisation_Systeme_Comportement/05_ControlX_06_Modelisation_Comportement.docx
@@ -246,7 +246,6 @@
         </w:tc>
       </w:tr>
     </w:tbl>
-    <w:p/>
     <w:p>
       <w:pPr>
         <w:jc w:val="center"/>
@@ -944,8 +943,7 @@
         <w:tblLook w:val="04A0" w:firstRow="1" w:lastRow="0" w:firstColumn="1" w:lastColumn="0" w:noHBand="0" w:noVBand="1"/>
       </w:tblPr>
       <w:tblGrid>
-        <w:gridCol w:w="561"/>
-        <w:gridCol w:w="285"/>
+        <w:gridCol w:w="846"/>
         <w:gridCol w:w="9348"/>
       </w:tblGrid>
       <w:tr>
@@ -956,7 +954,6 @@
         <w:tc>
           <w:tcPr>
             <w:tcW w:w="846" w:type="dxa"/>
-            <w:gridSpan w:val="2"/>
             <w:shd w:val="clear" w:color="auto" w:fill="DDE8FF"/>
             <w:textDirection w:val="btLr"/>
             <w:vAlign w:val="center"/>
@@ -977,7 +974,6 @@
                 <w:b/>
                 <w:lang w:eastAsia="fr-FR"/>
               </w:rPr>
-              <w:lastRenderedPageBreak/>
               <w:t>Analyser &amp; Expérimenter</w:t>
             </w:r>
           </w:p>
@@ -1051,16 +1047,28 @@
           </w:p>
         </w:tc>
       </w:tr>
+    </w:tbl>
+    <w:p/>
+    <w:tbl>
+      <w:tblPr>
+        <w:tblStyle w:val="Grilledutableau"/>
+        <w:tblW w:w="0" w:type="auto"/>
+        <w:tblBorders>
+          <w:top w:val="single" w:sz="4" w:space="0" w:color="C00000"/>
+          <w:left w:val="single" w:sz="4" w:space="0" w:color="C00000"/>
+          <w:bottom w:val="single" w:sz="4" w:space="0" w:color="C00000"/>
+          <w:right w:val="single" w:sz="4" w:space="0" w:color="C00000"/>
+          <w:insideH w:val="none" w:sz="0" w:space="0" w:color="auto"/>
+          <w:insideV w:val="none" w:sz="0" w:space="0" w:color="auto"/>
+        </w:tblBorders>
+        <w:shd w:val="clear" w:color="auto" w:fill="FFD5D5"/>
+        <w:tblLook w:val="04A0" w:firstRow="1" w:lastRow="0" w:firstColumn="1" w:lastColumn="0" w:noHBand="0" w:noVBand="1"/>
+      </w:tblPr>
+      <w:tblGrid>
+        <w:gridCol w:w="561"/>
+        <w:gridCol w:w="9633"/>
+      </w:tblGrid>
       <w:tr>
-        <w:tblPrEx>
-          <w:tblBorders>
-            <w:top w:val="single" w:sz="4" w:space="0" w:color="C00000"/>
-            <w:left w:val="single" w:sz="4" w:space="0" w:color="C00000"/>
-            <w:bottom w:val="single" w:sz="4" w:space="0" w:color="C00000"/>
-            <w:right w:val="single" w:sz="4" w:space="0" w:color="C00000"/>
-          </w:tblBorders>
-          <w:shd w:val="clear" w:color="auto" w:fill="FFD5D5"/>
-        </w:tblPrEx>
         <w:trPr>
           <w:cantSplit/>
           <w:trHeight w:val="1651"/>
@@ -1097,7 +1105,6 @@
         <w:tc>
           <w:tcPr>
             <w:tcW w:w="9633" w:type="dxa"/>
-            <w:gridSpan w:val="2"/>
             <w:shd w:val="clear" w:color="auto" w:fill="FFD5D5"/>
             <w:vAlign w:val="center"/>
           </w:tcPr>
